--- a/units/u34/Maths_S3_YearB_Unit34_SOLO_Full_Program.docx
+++ b/units/u34/Maths_S3_YearB_Unit34_SOLO_Full_Program.docx
@@ -3030,6 +3030,20 @@
               <w:t xml:space="preserve">MA3-RQF-02 / MA3-RN-02</w:t>
             </w:r>
           </w:p>
+          <w:p>
+            <w:pPr>
+              <w:spacing w:before="20" w:after="0"/>
+            </w:pPr>
+            <w:r>
+              <w:rPr>
+                <w:color w:val="444444"/>
+                <w:sz w:val="13"/>
+                <w:szCs w:val="13"/>
+                <w:rFonts w:ascii="Arial" w:cs="Arial" w:eastAsia="Arial" w:hAnsi="Arial"/>
+              </w:rPr>
+              <w:t xml:space="preserve">Year B</w:t>
+            </w:r>
+          </w:p>
         </w:tc>
         <w:tc>
           <w:tcPr>
@@ -3259,6 +3273,20 @@
               <w:t xml:space="preserve">MA3-NSM-01</w:t>
             </w:r>
           </w:p>
+          <w:p>
+            <w:pPr>
+              <w:spacing w:before="20" w:after="0"/>
+            </w:pPr>
+            <w:r>
+              <w:rPr>
+                <w:color w:val="444444"/>
+                <w:sz w:val="13"/>
+                <w:szCs w:val="13"/>
+                <w:rFonts w:ascii="Arial" w:cs="Arial" w:eastAsia="Arial" w:hAnsi="Arial"/>
+              </w:rPr>
+              <w:t xml:space="preserve">Year B</w:t>
+            </w:r>
+          </w:p>
         </w:tc>
         <w:tc>
           <w:tcPr>
@@ -3471,7 +3499,7 @@
                 <w:szCs w:val="13"/>
                 <w:rFonts w:ascii="Arial" w:cs="Arial" w:eastAsia="Arial" w:hAnsi="Arial"/>
               </w:rPr>
-              <w:t xml:space="preserve">RN-B decimals: recognise whole-number/decimal equivalence of measurements; interpret and record mass and length using decimal notation up to 3 dp</w:t>
+              <w:t xml:space="preserve">Measurement decimals (mass = NSM-A, length = GM-B): recognise whole-number/decimal equivalence of measurements; interpret and record mass and length using decimal notation up to 3 dp</w:t>
             </w:r>
           </w:p>
           <w:p>
@@ -3486,6 +3514,20 @@
                 <w:rFonts w:ascii="Arial" w:cs="Arial" w:eastAsia="Arial" w:hAnsi="Arial"/>
               </w:rPr>
               <w:t xml:space="preserve">MA3-RN-02 / MA3-RN-01</w:t>
+            </w:r>
+          </w:p>
+          <w:p>
+            <w:pPr>
+              <w:spacing w:before="20" w:after="0"/>
+            </w:pPr>
+            <w:r>
+              <w:rPr>
+                <w:color w:val="444444"/>
+                <w:sz w:val="13"/>
+                <w:szCs w:val="13"/>
+                <w:rFonts w:ascii="Arial" w:cs="Arial" w:eastAsia="Arial" w:hAnsi="Arial"/>
+              </w:rPr>
+              <w:t xml:space="preserve">Year A &amp; B</w:t>
             </w:r>
           </w:p>
         </w:tc>
@@ -3717,6 +3759,20 @@
               <w:t xml:space="preserve">MA3-RQF-02</w:t>
             </w:r>
           </w:p>
+          <w:p>
+            <w:pPr>
+              <w:spacing w:before="20" w:after="0"/>
+            </w:pPr>
+            <w:r>
+              <w:rPr>
+                <w:color w:val="444444"/>
+                <w:sz w:val="13"/>
+                <w:szCs w:val="13"/>
+                <w:rFonts w:ascii="Arial" w:cs="Arial" w:eastAsia="Arial" w:hAnsi="Arial"/>
+              </w:rPr>
+              <w:t xml:space="preserve">Year B</w:t>
+            </w:r>
+          </w:p>
         </w:tc>
         <w:tc>
           <w:tcPr>
@@ -3946,6 +4002,20 @@
               <w:t xml:space="preserve">MA3-NSM-01</w:t>
             </w:r>
           </w:p>
+          <w:p>
+            <w:pPr>
+              <w:spacing w:before="20" w:after="0"/>
+            </w:pPr>
+            <w:r>
+              <w:rPr>
+                <w:color w:val="444444"/>
+                <w:sz w:val="13"/>
+                <w:szCs w:val="13"/>
+                <w:rFonts w:ascii="Arial" w:cs="Arial" w:eastAsia="Arial" w:hAnsi="Arial"/>
+              </w:rPr>
+              <w:t xml:space="preserve">Year B</w:t>
+            </w:r>
+          </w:p>
         </w:tc>
         <w:tc>
           <w:tcPr>
@@ -4175,6 +4245,20 @@
               <w:t xml:space="preserve">MA3-GM-02</w:t>
             </w:r>
           </w:p>
+          <w:p>
+            <w:pPr>
+              <w:spacing w:before="20" w:after="0"/>
+            </w:pPr>
+            <w:r>
+              <w:rPr>
+                <w:color w:val="444444"/>
+                <w:sz w:val="13"/>
+                <w:szCs w:val="13"/>
+                <w:rFonts w:ascii="Arial" w:cs="Arial" w:eastAsia="Arial" w:hAnsi="Arial"/>
+              </w:rPr>
+              <w:t xml:space="preserve">Year B</w:t>
+            </w:r>
+          </w:p>
         </w:tc>
         <w:tc>
           <w:tcPr>
@@ -4404,6 +4488,20 @@
               <w:t xml:space="preserve">MA3-GM-02</w:t>
             </w:r>
           </w:p>
+          <w:p>
+            <w:pPr>
+              <w:spacing w:before="20" w:after="0"/>
+            </w:pPr>
+            <w:r>
+              <w:rPr>
+                <w:color w:val="444444"/>
+                <w:sz w:val="13"/>
+                <w:szCs w:val="13"/>
+                <w:rFonts w:ascii="Arial" w:cs="Arial" w:eastAsia="Arial" w:hAnsi="Arial"/>
+              </w:rPr>
+              <w:t xml:space="preserve">Year B</w:t>
+            </w:r>
+          </w:p>
         </w:tc>
         <w:tc>
           <w:tcPr>
@@ -4633,6 +4731,20 @@
               <w:t xml:space="preserve">MA3-GM-02</w:t>
             </w:r>
           </w:p>
+          <w:p>
+            <w:pPr>
+              <w:spacing w:before="20" w:after="0"/>
+            </w:pPr>
+            <w:r>
+              <w:rPr>
+                <w:color w:val="444444"/>
+                <w:sz w:val="13"/>
+                <w:szCs w:val="13"/>
+                <w:rFonts w:ascii="Arial" w:cs="Arial" w:eastAsia="Arial" w:hAnsi="Arial"/>
+              </w:rPr>
+              <w:t xml:space="preserve">Year B</w:t>
+            </w:r>
+          </w:p>
         </w:tc>
         <w:tc>
           <w:tcPr>
@@ -4862,6 +4974,20 @@
               <w:t xml:space="preserve">MA3-GM-02</w:t>
             </w:r>
           </w:p>
+          <w:p>
+            <w:pPr>
+              <w:spacing w:before="20" w:after="0"/>
+            </w:pPr>
+            <w:r>
+              <w:rPr>
+                <w:color w:val="444444"/>
+                <w:sz w:val="13"/>
+                <w:szCs w:val="13"/>
+                <w:rFonts w:ascii="Arial" w:cs="Arial" w:eastAsia="Arial" w:hAnsi="Arial"/>
+              </w:rPr>
+              <w:t xml:space="preserve">Year B</w:t>
+            </w:r>
+          </w:p>
         </w:tc>
         <w:tc>
           <w:tcPr>
@@ -5091,6 +5217,20 @@
               <w:t xml:space="preserve">MA3-AR-01</w:t>
             </w:r>
           </w:p>
+          <w:p>
+            <w:pPr>
+              <w:spacing w:before="20" w:after="0"/>
+            </w:pPr>
+            <w:r>
+              <w:rPr>
+                <w:color w:val="444444"/>
+                <w:sz w:val="13"/>
+                <w:szCs w:val="13"/>
+                <w:rFonts w:ascii="Arial" w:cs="Arial" w:eastAsia="Arial" w:hAnsi="Arial"/>
+              </w:rPr>
+              <w:t xml:space="preserve">Year B</w:t>
+            </w:r>
+          </w:p>
         </w:tc>
         <w:tc>
           <w:tcPr>
@@ -5320,6 +5460,20 @@
               <w:t xml:space="preserve">MA4-ARE-C-01</w:t>
             </w:r>
           </w:p>
+          <w:p>
+            <w:pPr>
+              <w:spacing w:before="20" w:after="0"/>
+            </w:pPr>
+            <w:r>
+              <w:rPr>
+                <w:color w:val="444444"/>
+                <w:sz w:val="13"/>
+                <w:szCs w:val="13"/>
+                <w:rFonts w:ascii="Arial" w:cs="Arial" w:eastAsia="Arial" w:hAnsi="Arial"/>
+              </w:rPr>
+              <w:t xml:space="preserve">Stage 4 (group A)</w:t>
+            </w:r>
+          </w:p>
         </w:tc>
         <w:tc>
           <w:tcPr>
@@ -5549,6 +5703,20 @@
               <w:t xml:space="preserve">MA4-ARE-C-01</w:t>
             </w:r>
           </w:p>
+          <w:p>
+            <w:pPr>
+              <w:spacing w:before="20" w:after="0"/>
+            </w:pPr>
+            <w:r>
+              <w:rPr>
+                <w:color w:val="444444"/>
+                <w:sz w:val="13"/>
+                <w:szCs w:val="13"/>
+                <w:rFonts w:ascii="Arial" w:cs="Arial" w:eastAsia="Arial" w:hAnsi="Arial"/>
+              </w:rPr>
+              <w:t xml:space="preserve">Stage 4 (group A)</w:t>
+            </w:r>
+          </w:p>
         </w:tc>
         <w:tc>
           <w:tcPr>
@@ -5776,6 +5944,20 @@
                 <w:rFonts w:ascii="Arial" w:cs="Arial" w:eastAsia="Arial" w:hAnsi="Arial"/>
               </w:rPr>
               <w:t xml:space="preserve">MA4-LEN-C-01</w:t>
+            </w:r>
+          </w:p>
+          <w:p>
+            <w:pPr>
+              <w:spacing w:before="20" w:after="0"/>
+            </w:pPr>
+            <w:r>
+              <w:rPr>
+                <w:color w:val="444444"/>
+                <w:sz w:val="13"/>
+                <w:szCs w:val="13"/>
+                <w:rFonts w:ascii="Arial" w:cs="Arial" w:eastAsia="Arial" w:hAnsi="Arial"/>
+              </w:rPr>
+              <w:t xml:space="preserve">Stage 4 (group A)</w:t>
             </w:r>
           </w:p>
         </w:tc>
@@ -19719,7 +19901,7 @@
             <w:pPr>
               <w:spacing w:before="0" w:after="0"/>
             </w:pPr>
-            <w:hyperlink w:history="1" r:id="rIdj6ogfwwnlocsdt6ohft-j">
+            <w:hyperlink w:history="1" r:id="rId3uqgv4pcofawlikcs7uhm">
               <w:r>
                 <w:rPr>
                   <w:u w:val="single"/>
@@ -19836,7 +20018,7 @@
             <w:pPr>
               <w:spacing w:before="0" w:after="0"/>
             </w:pPr>
-            <w:hyperlink w:history="1" r:id="rId7aslo_bcbi1jxpfgvwmg_">
+            <w:hyperlink w:history="1" r:id="rIdho1oqe3ihvbqqjl18etnr">
               <w:r>
                 <w:rPr>
                   <w:u w:val="single"/>
@@ -19953,7 +20135,7 @@
             <w:pPr>
               <w:spacing w:before="0" w:after="0"/>
             </w:pPr>
-            <w:hyperlink w:history="1" r:id="rIdpwaeu-orkeabgcy-3bf9w">
+            <w:hyperlink w:history="1" r:id="rIdukpjocl-endfsf1dzwqgk">
               <w:r>
                 <w:rPr>
                   <w:u w:val="single"/>
@@ -20110,7 +20292,7 @@
             <w:pPr>
               <w:spacing w:before="0" w:after="0"/>
             </w:pPr>
-            <w:hyperlink w:history="1" r:id="rIdwrwb751tecyuimmeyxxma">
+            <w:hyperlink w:history="1" r:id="rIdsd33dw07czmloc9v6xah2">
               <w:r>
                 <w:rPr>
                   <w:u w:val="single"/>
@@ -20227,7 +20409,7 @@
             <w:pPr>
               <w:spacing w:before="0" w:after="0"/>
             </w:pPr>
-            <w:hyperlink w:history="1" r:id="rId28hson8ieso1t8t8k1lk_">
+            <w:hyperlink w:history="1" r:id="rIdabnmxt7ctr1nphdhlbkjd">
               <w:r>
                 <w:rPr>
                   <w:u w:val="single"/>
@@ -20344,7 +20526,7 @@
             <w:pPr>
               <w:spacing w:before="0" w:after="0"/>
             </w:pPr>
-            <w:hyperlink w:history="1" r:id="rIdftryc4inp8yl5jzz51dhi">
+            <w:hyperlink w:history="1" r:id="rId2i8zf7qmnhf8qt1rjlalo">
               <w:r>
                 <w:rPr>
                   <w:u w:val="single"/>
@@ -20501,7 +20683,7 @@
             <w:pPr>
               <w:spacing w:before="0" w:after="0"/>
             </w:pPr>
-            <w:hyperlink w:history="1" r:id="rId4bmdxk5d0anbpnoottw5g">
+            <w:hyperlink w:history="1" r:id="rIde9cuztwmpar6lldyquur4">
               <w:r>
                 <w:rPr>
                   <w:u w:val="single"/>
@@ -20618,7 +20800,7 @@
             <w:pPr>
               <w:spacing w:before="0" w:after="0"/>
             </w:pPr>
-            <w:hyperlink w:history="1" r:id="rId-9ovcpctkrbgaask6uvzu">
+            <w:hyperlink w:history="1" r:id="rIdl349iolwsqayf7gl84cbk">
               <w:r>
                 <w:rPr>
                   <w:u w:val="single"/>
@@ -20735,7 +20917,7 @@
             <w:pPr>
               <w:spacing w:before="0" w:after="0"/>
             </w:pPr>
-            <w:hyperlink w:history="1" r:id="rIdwp1k-i_ceijzhvs3svx9v">
+            <w:hyperlink w:history="1" r:id="rIduvd8fc6n8tct3-s3t6-ey">
               <w:r>
                 <w:rPr>
                   <w:u w:val="single"/>
@@ -20852,7 +21034,7 @@
             <w:pPr>
               <w:spacing w:before="0" w:after="0"/>
             </w:pPr>
-            <w:hyperlink w:history="1" r:id="rIdy1x2x-idmuuictgy3mwgi">
+            <w:hyperlink w:history="1" r:id="rIdnin_iit5zpmqqkziq4bdp">
               <w:r>
                 <w:rPr>
                   <w:u w:val="single"/>
@@ -21009,7 +21191,7 @@
             <w:pPr>
               <w:spacing w:before="0" w:after="0"/>
             </w:pPr>
-            <w:hyperlink w:history="1" r:id="rIdu_bbd_lxpb1jqwwhvdbus">
+            <w:hyperlink w:history="1" r:id="rIdq1dxsru8jrrubwvywym-b">
               <w:r>
                 <w:rPr>
                   <w:u w:val="single"/>
@@ -21126,7 +21308,7 @@
             <w:pPr>
               <w:spacing w:before="0" w:after="0"/>
             </w:pPr>
-            <w:hyperlink w:history="1" r:id="rId_rhgpuvlpomvz7beuk7bx">
+            <w:hyperlink w:history="1" r:id="rIds_i6cuu-xk2fcwfssh4ia">
               <w:r>
                 <w:rPr>
                   <w:u w:val="single"/>
@@ -21243,7 +21425,7 @@
             <w:pPr>
               <w:spacing w:before="0" w:after="0"/>
             </w:pPr>
-            <w:hyperlink w:history="1" r:id="rIdmhzg8qsysuwsupqdeu8pm">
+            <w:hyperlink w:history="1" r:id="rIdcckxuakm9ettby5a1bboh">
               <w:r>
                 <w:rPr>
                   <w:u w:val="single"/>
@@ -21400,7 +21582,7 @@
             <w:pPr>
               <w:spacing w:before="0" w:after="0"/>
             </w:pPr>
-            <w:hyperlink w:history="1" r:id="rIduo_fgk9euohrepjfrq2ho">
+            <w:hyperlink w:history="1" r:id="rId4dkfg69e5ag1b-pgwcgpi">
               <w:r>
                 <w:rPr>
                   <w:u w:val="single"/>
@@ -21517,7 +21699,7 @@
             <w:pPr>
               <w:spacing w:before="0" w:after="0"/>
             </w:pPr>
-            <w:hyperlink w:history="1" r:id="rIdg2ytnuqyi4ccmnzgec9fw">
+            <w:hyperlink w:history="1" r:id="rIdd-w-u4bfu0k7kyxpjx1ox">
               <w:r>
                 <w:rPr>
                   <w:u w:val="single"/>
@@ -21634,7 +21816,7 @@
             <w:pPr>
               <w:spacing w:before="0" w:after="0"/>
             </w:pPr>
-            <w:hyperlink w:history="1" r:id="rIds214pyfbjnzd6lqybpyj1">
+            <w:hyperlink w:history="1" r:id="rIdlliknxfiu6j_2yfu816ay">
               <w:r>
                 <w:rPr>
                   <w:u w:val="single"/>
@@ -21791,7 +21973,7 @@
             <w:pPr>
               <w:spacing w:before="0" w:after="0"/>
             </w:pPr>
-            <w:hyperlink w:history="1" r:id="rId7sobzrvrau2n0pj7fev4u">
+            <w:hyperlink w:history="1" r:id="rIdqgovy95h9tp6u1sntw0pw">
               <w:r>
                 <w:rPr>
                   <w:u w:val="single"/>
@@ -21908,7 +22090,7 @@
             <w:pPr>
               <w:spacing w:before="0" w:after="0"/>
             </w:pPr>
-            <w:hyperlink w:history="1" r:id="rIdo3clcmd-uexey2lye_1pr">
+            <w:hyperlink w:history="1" r:id="rId-9ftglsrlnuj-a5kkm94-">
               <w:r>
                 <w:rPr>
                   <w:u w:val="single"/>
@@ -22025,7 +22207,7 @@
             <w:pPr>
               <w:spacing w:before="0" w:after="0"/>
             </w:pPr>
-            <w:hyperlink w:history="1" r:id="rIdoqpbi4slwphsetv7ujrur">
+            <w:hyperlink w:history="1" r:id="rIdjcxibxtpbrasqaffhfc9b">
               <w:r>
                 <w:rPr>
                   <w:u w:val="single"/>
@@ -22182,7 +22364,7 @@
             <w:pPr>
               <w:spacing w:before="0" w:after="0"/>
             </w:pPr>
-            <w:hyperlink w:history="1" r:id="rIdy6isqh_blvpgkbk2ncpot">
+            <w:hyperlink w:history="1" r:id="rIdm9pzm4hc-bnbp7zvevvun">
               <w:r>
                 <w:rPr>
                   <w:u w:val="single"/>
@@ -22299,7 +22481,7 @@
             <w:pPr>
               <w:spacing w:before="0" w:after="0"/>
             </w:pPr>
-            <w:hyperlink w:history="1" r:id="rId8r2b_a2h1-q6phouykdsn">
+            <w:hyperlink w:history="1" r:id="rIdr5y22mq-nce4jbc9be48z">
               <w:r>
                 <w:rPr>
                   <w:u w:val="single"/>
@@ -22416,7 +22598,7 @@
             <w:pPr>
               <w:spacing w:before="0" w:after="0"/>
             </w:pPr>
-            <w:hyperlink w:history="1" r:id="rId3wf9feynvgontdaysg1tw">
+            <w:hyperlink w:history="1" r:id="rId9nhzpcyoiib0yxjzynd_a">
               <w:r>
                 <w:rPr>
                   <w:u w:val="single"/>
@@ -22573,7 +22755,7 @@
             <w:pPr>
               <w:spacing w:before="0" w:after="0"/>
             </w:pPr>
-            <w:hyperlink w:history="1" r:id="rIdpy_vng0vplwijityc9jd7">
+            <w:hyperlink w:history="1" r:id="rId920fwuuyk1x7mjtrnzg21">
               <w:r>
                 <w:rPr>
                   <w:u w:val="single"/>
@@ -22690,7 +22872,7 @@
             <w:pPr>
               <w:spacing w:before="0" w:after="0"/>
             </w:pPr>
-            <w:hyperlink w:history="1" r:id="rId613uaxm9tftrn7qesecas">
+            <w:hyperlink w:history="1" r:id="rId6ru8usmpb2gcjn1dtddiv">
               <w:r>
                 <w:rPr>
                   <w:u w:val="single"/>
@@ -22807,7 +22989,7 @@
             <w:pPr>
               <w:spacing w:before="0" w:after="0"/>
             </w:pPr>
-            <w:hyperlink w:history="1" r:id="rIdyhaodi7vkrzbrqz4ijxvz">
+            <w:hyperlink w:history="1" r:id="rIda-yjqkpz47duuly4vntne">
               <w:r>
                 <w:rPr>
                   <w:u w:val="single"/>
@@ -22964,7 +23146,7 @@
             <w:pPr>
               <w:spacing w:before="0" w:after="0"/>
             </w:pPr>
-            <w:hyperlink w:history="1" r:id="rIdotwf7ipwokd6pjrjybhvv">
+            <w:hyperlink w:history="1" r:id="rIdideb71qd8c4oauymmzsg3">
               <w:r>
                 <w:rPr>
                   <w:u w:val="single"/>
@@ -23081,7 +23263,7 @@
             <w:pPr>
               <w:spacing w:before="0" w:after="0"/>
             </w:pPr>
-            <w:hyperlink w:history="1" r:id="rId8jef6kox1zbxewym4ysbu">
+            <w:hyperlink w:history="1" r:id="rIduqrxx9nea4hbzvhn5fone">
               <w:r>
                 <w:rPr>
                   <w:u w:val="single"/>
@@ -23198,7 +23380,7 @@
             <w:pPr>
               <w:spacing w:before="0" w:after="0"/>
             </w:pPr>
-            <w:hyperlink w:history="1" r:id="rIdlhdslalzhp-yf6vmugytt">
+            <w:hyperlink w:history="1" r:id="rIdagduygvfmunj4xqqxe7l-">
               <w:r>
                 <w:rPr>
                   <w:u w:val="single"/>
@@ -23355,7 +23537,7 @@
             <w:pPr>
               <w:spacing w:before="0" w:after="0"/>
             </w:pPr>
-            <w:hyperlink w:history="1" r:id="rId7yyqpmxz0a8n6vwful068">
+            <w:hyperlink w:history="1" r:id="rIdsnfldbkl-u6er8plrs49t">
               <w:r>
                 <w:rPr>
                   <w:u w:val="single"/>
@@ -23472,7 +23654,7 @@
             <w:pPr>
               <w:spacing w:before="0" w:after="0"/>
             </w:pPr>
-            <w:hyperlink w:history="1" r:id="rIduqdkzjsqxrfpskabmwf-e">
+            <w:hyperlink w:history="1" r:id="rId6rucyvfc5zerj7mmg_it1">
               <w:r>
                 <w:rPr>
                   <w:u w:val="single"/>
@@ -23589,7 +23771,7 @@
             <w:pPr>
               <w:spacing w:before="0" w:after="0"/>
             </w:pPr>
-            <w:hyperlink w:history="1" r:id="rId8wf1-vpwjq_lbtjqqciv4">
+            <w:hyperlink w:history="1" r:id="rIdoulh106cr_v18qs-elvyq">
               <w:r>
                 <w:rPr>
                   <w:u w:val="single"/>
@@ -23706,7 +23888,7 @@
             <w:pPr>
               <w:spacing w:before="0" w:after="0"/>
             </w:pPr>
-            <w:hyperlink w:history="1" r:id="rIdcckgq9vdjrkfpn9k0f5h3">
+            <w:hyperlink w:history="1" r:id="rIdh8kxfdfojl1f5mp98u9s5">
               <w:r>
                 <w:rPr>
                   <w:u w:val="single"/>
@@ -23863,7 +24045,7 @@
             <w:pPr>
               <w:spacing w:before="0" w:after="0"/>
             </w:pPr>
-            <w:hyperlink w:history="1" r:id="rIdszwjjlmv-u3-cbctusziu">
+            <w:hyperlink w:history="1" r:id="rIdw17h1lbesvxfnh_o8ocu8">
               <w:r>
                 <w:rPr>
                   <w:u w:val="single"/>
@@ -23980,7 +24162,7 @@
             <w:pPr>
               <w:spacing w:before="0" w:after="0"/>
             </w:pPr>
-            <w:hyperlink w:history="1" r:id="rIdlnjrmup4kh-l8vuyukj5o">
+            <w:hyperlink w:history="1" r:id="rIdwbeq5u3ziik-lrj9v1j_p">
               <w:r>
                 <w:rPr>
                   <w:u w:val="single"/>
@@ -24097,7 +24279,7 @@
             <w:pPr>
               <w:spacing w:before="0" w:after="0"/>
             </w:pPr>
-            <w:hyperlink w:history="1" r:id="rIdoth4kcne1pdybkv_q1cu6">
+            <w:hyperlink w:history="1" r:id="rId3wgjrdpdlbwk_ypedfoud">
               <w:r>
                 <w:rPr>
                   <w:u w:val="single"/>
@@ -24214,7 +24396,7 @@
             <w:pPr>
               <w:spacing w:before="0" w:after="0"/>
             </w:pPr>
-            <w:hyperlink w:history="1" r:id="rIdx6-hz1cmsjk8_54xxuyfm">
+            <w:hyperlink w:history="1" r:id="rIdtsfmnql7lstvmrlwapqux">
               <w:r>
                 <w:rPr>
                   <w:u w:val="single"/>
@@ -24371,7 +24553,7 @@
             <w:pPr>
               <w:spacing w:before="0" w:after="0"/>
             </w:pPr>
-            <w:hyperlink w:history="1" r:id="rId3xwlkv7u-bscosptvdmbs">
+            <w:hyperlink w:history="1" r:id="rIdumwv3lkfsbwpj0-fmetgr">
               <w:r>
                 <w:rPr>
                   <w:u w:val="single"/>
@@ -24488,7 +24670,7 @@
             <w:pPr>
               <w:spacing w:before="0" w:after="0"/>
             </w:pPr>
-            <w:hyperlink w:history="1" r:id="rIdqlfvmoplrtvstiw3moqup">
+            <w:hyperlink w:history="1" r:id="rId9flpv6hsqwvtmcu32gxid">
               <w:r>
                 <w:rPr>
                   <w:u w:val="single"/>
@@ -24605,7 +24787,7 @@
             <w:pPr>
               <w:spacing w:before="0" w:after="0"/>
             </w:pPr>
-            <w:hyperlink w:history="1" r:id="rId_ojpafvnv99w_5p2fiupa">
+            <w:hyperlink w:history="1" r:id="rIdgrkrx6l61nwuc69k3tytt">
               <w:r>
                 <w:rPr>
                   <w:u w:val="single"/>
@@ -24762,7 +24944,7 @@
             <w:pPr>
               <w:spacing w:before="0" w:after="0"/>
             </w:pPr>
-            <w:hyperlink w:history="1" r:id="rIdjlgonps4fr6klwn8e7n3c">
+            <w:hyperlink w:history="1" r:id="rIdnm_ixkrot0upg7oxweiox">
               <w:r>
                 <w:rPr>
                   <w:u w:val="single"/>
@@ -24879,7 +25061,7 @@
             <w:pPr>
               <w:spacing w:before="0" w:after="0"/>
             </w:pPr>
-            <w:hyperlink w:history="1" r:id="rIdm_ic0qz5lnmaqngklfxmx">
+            <w:hyperlink w:history="1" r:id="rId13knydrj3xd2kptzth1v3">
               <w:r>
                 <w:rPr>
                   <w:u w:val="single"/>
@@ -24996,7 +25178,7 @@
             <w:pPr>
               <w:spacing w:before="0" w:after="0"/>
             </w:pPr>
-            <w:hyperlink w:history="1" r:id="rIdtfbkbqymlqenfkz7emloc">
+            <w:hyperlink w:history="1" r:id="rIdhmjhmakuvqevnybjdlwqk">
               <w:r>
                 <w:rPr>
                   <w:u w:val="single"/>
@@ -25153,7 +25335,7 @@
             <w:pPr>
               <w:spacing w:before="0" w:after="0"/>
             </w:pPr>
-            <w:hyperlink w:history="1" r:id="rIdwjitlvve2lunwscklcyk2">
+            <w:hyperlink w:history="1" r:id="rIdx3jodbxa937zkns1zruon">
               <w:r>
                 <w:rPr>
                   <w:u w:val="single"/>
@@ -25270,7 +25452,7 @@
             <w:pPr>
               <w:spacing w:before="0" w:after="0"/>
             </w:pPr>
-            <w:hyperlink w:history="1" r:id="rIdw85qdlb_avtqk2vlpo5on">
+            <w:hyperlink w:history="1" r:id="rIdxwqebbiuu3wsaxe-azne6">
               <w:r>
                 <w:rPr>
                   <w:u w:val="single"/>
@@ -25387,7 +25569,7 @@
             <w:pPr>
               <w:spacing w:before="0" w:after="0"/>
             </w:pPr>
-            <w:hyperlink w:history="1" r:id="rId0qjpvsfqj1vf4mhe4noau">
+            <w:hyperlink w:history="1" r:id="rId8ofl81okal0ezdc6ajtfu">
               <w:r>
                 <w:rPr>
                   <w:u w:val="single"/>
@@ -25504,7 +25686,7 @@
             <w:pPr>
               <w:spacing w:before="0" w:after="0"/>
             </w:pPr>
-            <w:hyperlink w:history="1" r:id="rIdscxfpaphro3bp3b0n9lbz">
+            <w:hyperlink w:history="1" r:id="rIdt-igfwmixm2kf1rpooxzi">
               <w:r>
                 <w:rPr>
                   <w:u w:val="single"/>
@@ -25621,7 +25803,7 @@
             <w:pPr>
               <w:spacing w:before="0" w:after="0"/>
             </w:pPr>
-            <w:hyperlink w:history="1" r:id="rIdc9kqhqyvq_imhmntbw3ao">
+            <w:hyperlink w:history="1" r:id="rIdpdgevkvsavft6vfrle-6v">
               <w:r>
                 <w:rPr>
                   <w:u w:val="single"/>
@@ -25738,7 +25920,7 @@
             <w:pPr>
               <w:spacing w:before="0" w:after="0"/>
             </w:pPr>
-            <w:hyperlink w:history="1" r:id="rIdyjihaccrsow4uswgk86p7">
+            <w:hyperlink w:history="1" r:id="rIdzmv_5xrereyknbb1cx-dd">
               <w:r>
                 <w:rPr>
                   <w:u w:val="single"/>
@@ -25855,7 +26037,7 @@
             <w:pPr>
               <w:spacing w:before="0" w:after="0"/>
             </w:pPr>
-            <w:hyperlink w:history="1" r:id="rIdex5r6pwh2yiwjudsiltqj">
+            <w:hyperlink w:history="1" r:id="rIddeeosccpptkjrthak-qoi">
               <w:r>
                 <w:rPr>
                   <w:u w:val="single"/>
@@ -25972,7 +26154,7 @@
             <w:pPr>
               <w:spacing w:before="0" w:after="0"/>
             </w:pPr>
-            <w:hyperlink w:history="1" r:id="rIdguazkt6_vmnvd4ycj3icq">
+            <w:hyperlink w:history="1" r:id="rIdtx2g_ms4mv7d2z9fnokpa">
               <w:r>
                 <w:rPr>
                   <w:u w:val="single"/>
@@ -26089,7 +26271,7 @@
             <w:pPr>
               <w:spacing w:before="0" w:after="0"/>
             </w:pPr>
-            <w:hyperlink w:history="1" r:id="rIdilvjojevccgiijyrsx2gw">
+            <w:hyperlink w:history="1" r:id="rId3yvmw01fsflbxlpvcied3">
               <w:r>
                 <w:rPr>
                   <w:u w:val="single"/>
@@ -26164,7 +26346,7 @@
         </w:rPr>
         <w:t xml:space="preserve">Corbettmaths — Fractions, Decimals, Percentages (PDF)  --  </w:t>
       </w:r>
-      <w:hyperlink w:history="1" r:id="rIdjbvgyklquga_zxud5jfkz">
+      <w:hyperlink w:history="1" r:id="rId5iewt2miwp_wkhxrk61cg">
         <w:r>
           <w:rPr>
             <w:u w:val="single"/>
@@ -26198,7 +26380,7 @@
         </w:rPr>
         <w:t xml:space="preserve">Corbettmaths — Metric Units (PDF)  --  </w:t>
       </w:r>
-      <w:hyperlink w:history="1" r:id="rIdeknmh3w06wfssu33qxr_l">
+      <w:hyperlink w:history="1" r:id="rIdhe8nneb6izwhi694ktm6-">
         <w:r>
           <w:rPr>
             <w:u w:val="single"/>
@@ -26232,7 +26414,7 @@
         </w:rPr>
         <w:t xml:space="preserve">Corbettmaths — Place Value (PDF)  --  </w:t>
       </w:r>
-      <w:hyperlink w:history="1" r:id="rIdwtq33q5pdjsutalq-snb9">
+      <w:hyperlink w:history="1" r:id="rIddqy4ib0un102uh142jfuh">
         <w:r>
           <w:rPr>
             <w:u w:val="single"/>
@@ -26266,7 +26448,7 @@
         </w:rPr>
         <w:t xml:space="preserve">Corbettmaths — Ordering Decimals (PDF)  --  </w:t>
       </w:r>
-      <w:hyperlink w:history="1" r:id="rId87zbu0y8c03hm0skptrvs">
+      <w:hyperlink w:history="1" r:id="rIdm3816_eul4yafn9ojnbse">
         <w:r>
           <w:rPr>
             <w:u w:val="single"/>
@@ -26300,7 +26482,7 @@
         </w:rPr>
         <w:t xml:space="preserve">Corbettmaths — Fractions of Amounts (PDF)  --  </w:t>
       </w:r>
-      <w:hyperlink w:history="1" r:id="rIduuetaqs_hrkwk_mf3w2ym">
+      <w:hyperlink w:history="1" r:id="rIdcp5x_afo0cte8bpopwv31">
         <w:r>
           <w:rPr>
             <w:u w:val="single"/>
@@ -26334,7 +26516,7 @@
         </w:rPr>
         <w:t xml:space="preserve">Corbettmaths — Perimeter (PDF)  --  </w:t>
       </w:r>
-      <w:hyperlink w:history="1" r:id="rId8xca_u5jpaglgqdblpuia">
+      <w:hyperlink w:history="1" r:id="rIdwcqk7qooaq8luq4imw9r9">
         <w:r>
           <w:rPr>
             <w:u w:val="single"/>
@@ -26368,7 +26550,7 @@
         </w:rPr>
         <w:t xml:space="preserve">Corbettmaths — Area of a Rectangle (PDF)  --  </w:t>
       </w:r>
-      <w:hyperlink w:history="1" r:id="rId8l5gic0zwteks-062ejoa">
+      <w:hyperlink w:history="1" r:id="rIdrrhbztk3sstkzq-9uqkmk">
         <w:r>
           <w:rPr>
             <w:u w:val="single"/>
@@ -26402,7 +26584,7 @@
         </w:rPr>
         <w:t xml:space="preserve">Corbettmaths — Adding Decimals (PDF)  --  </w:t>
       </w:r>
-      <w:hyperlink w:history="1" r:id="rId6pogu-iedvyn_f6yrlh-e">
+      <w:hyperlink w:history="1" r:id="rIdh5n4jo4gwp42pi92oxxpe">
         <w:r>
           <w:rPr>
             <w:u w:val="single"/>
@@ -26436,7 +26618,7 @@
         </w:rPr>
         <w:t xml:space="preserve">Corbettmaths — Subtracting Decimals (PDF)  --  </w:t>
       </w:r>
-      <w:hyperlink w:history="1" r:id="rIdibwvcdgpqqdpademezziv">
+      <w:hyperlink w:history="1" r:id="rIds3gj9-ctrso7_imebamb6">
         <w:r>
           <w:rPr>
             <w:u w:val="single"/>
@@ -26470,7 +26652,7 @@
         </w:rPr>
         <w:t xml:space="preserve">Corbettmaths — Area of a Triangle (PDF)  --  </w:t>
       </w:r>
-      <w:hyperlink w:history="1" r:id="rIdc2bkm8vnyc37auxgvmxtv">
+      <w:hyperlink w:history="1" r:id="rId6dwpj9kcjqvyrf8x-byck">
         <w:r>
           <w:rPr>
             <w:u w:val="single"/>
@@ -26504,7 +26686,7 @@
         </w:rPr>
         <w:t xml:space="preserve">Corbettmaths — Area of a Parallelogram (PDF)  --  </w:t>
       </w:r>
-      <w:hyperlink w:history="1" r:id="rIdoct0p4kecs-g_yhtj33t0">
+      <w:hyperlink w:history="1" r:id="rIdzdlvw7f-dgaqgh567l4tw">
         <w:r>
           <w:rPr>
             <w:u w:val="single"/>
@@ -26538,7 +26720,7 @@
         </w:rPr>
         <w:t xml:space="preserve">Corbettmaths — Area of Compound Shapes (PDF)  --  </w:t>
       </w:r>
-      <w:hyperlink w:history="1" r:id="rIdvmuo7isvpw1w1oeapvucy">
+      <w:hyperlink w:history="1" r:id="rIdnmx43qsvnz9oh14-iiikh">
         <w:r>
           <w:rPr>
             <w:u w:val="single"/>
@@ -26572,7 +26754,7 @@
         </w:rPr>
         <w:t xml:space="preserve">Corbettmaths — Circumference (PDF)  --  </w:t>
       </w:r>
-      <w:hyperlink w:history="1" r:id="rIdt64e3sxargsrpaqavylm9">
+      <w:hyperlink w:history="1" r:id="rIdw2i-90airhjritdr3wpoa">
         <w:r>
           <w:rPr>
             <w:u w:val="single"/>
